--- a/templates/docs/vyvoz_template.docx
+++ b/templates/docs/vyvoz_template.docx
@@ -1467,7 +1467,7 @@
           <w:sz w:val="22"/>
           <w:szCs w:val="22"/>
         </w:rPr>
-        <w:t>сетевое зарядное устройство мощностью    69.2 V/  3 Ah –   1  шт.</w:t>
+        <w:t>сетевое зарядное устройство мощностью    69.2 V/  5 Ah –   1  шт.</w:t>
       </w:r>
       <w:proofErr w:type="spellStart"/>
       <w:r>
@@ -2284,6 +2284,208 @@
         </w:rPr>
       </w:pPr>
     </w:p>
+    <w:p>
+      <w:r>
+        <w:t>2. Подписывая настоящий Акт, Клиент подтверждает, что:</w:t>
+      </w:r>
+    </w:p>
+    <w:p>
+      <w:r>
+        <w:t>осмотрел и проверил комплектацию, оснащение и работоспособность имущества, сверил наименование и номера устройств.</w:t>
+      </w:r>
+    </w:p>
+    <w:p>
+      <w:r>
+        <w:t>3. Настоящий Акт возврата Имущества из аренды является неотъемлемой частью Договора аренды № 011 VB-VV от «21» февраля 2026 г.</w:t>
+      </w:r>
+    </w:p>
+    <w:p>
+      <w:r>
+        <w:t>Подписи Сторон</w:t>
+      </w:r>
+    </w:p>
+    <w:tbl>
+      <w:tblPr>
+        <w:tblStyle w:val="a7"/>
+        <w:tblW w:w="9029" w:type="dxa"/>
+        <w:tblInd w:w="0" w:type="dxa"/>
+        <w:tblBorders>
+          <w:top w:val="single" w:sz="8" w:space="0" w:color="000000"/>
+          <w:left w:val="single" w:sz="8" w:space="0" w:color="000000"/>
+          <w:bottom w:val="single" w:sz="8" w:space="0" w:color="000000"/>
+          <w:right w:val="single" w:sz="8" w:space="0" w:color="000000"/>
+          <w:insideH w:val="single" w:sz="8" w:space="0" w:color="000000"/>
+          <w:insideV w:val="single" w:sz="8" w:space="0" w:color="000000"/>
+        </w:tblBorders>
+        <w:tblLayout w:type="fixed"/>
+        <w:tblLook w:val="0600" w:firstRow="0" w:lastRow="0" w:firstColumn="0" w:lastColumn="0" w:noHBand="1" w:noVBand="1"/>
+      </w:tblPr>
+      <w:tblGrid>
+        <w:gridCol w:w="4514"/>
+        <w:gridCol w:w="4515"/>
+      </w:tblGrid>
+      <w:tr>
+        <w:tc>
+          <w:tcPr>
+            <w:tcW w:w="4514" w:type="dxa"/>
+            <w:tcMar>
+              <w:top w:w="100" w:type="dxa"/>
+              <w:left w:w="100" w:type="dxa"/>
+              <w:bottom w:w="100" w:type="dxa"/>
+              <w:right w:w="100" w:type="dxa"/>
+            </w:tcMar>
+          </w:tcPr>
+          <w:p>
+            <w:pPr>
+              <w:widowControl w:val="0"/>
+              <w:pBdr>
+                <w:top w:val="nil"/>
+                <w:left w:val="nil"/>
+                <w:bottom w:val="nil"/>
+                <w:right w:val="nil"/>
+                <w:between w:val="nil"/>
+              </w:pBdr>
+              <w:spacing w:line="240" w:lineRule="auto"/>
+            </w:pPr>
+            <w:r>
+              <w:t>Арендодатель: ООО “ВАНТА БАЙКС”</w:t>
+            </w:r>
+          </w:p>
+          <w:p>
+            <w:pPr>
+              <w:widowControl w:val="0"/>
+              <w:pBdr>
+                <w:top w:val="nil"/>
+                <w:left w:val="nil"/>
+                <w:bottom w:val="nil"/>
+                <w:right w:val="nil"/>
+                <w:between w:val="nil"/>
+              </w:pBdr>
+              <w:spacing w:line="240" w:lineRule="auto"/>
+            </w:pPr>
+            <w:r>
+              <w:t>Должность/представитель</w:t>
+            </w:r>
+          </w:p>
+          <w:p>
+            <w:pPr>
+              <w:widowControl w:val="0"/>
+              <w:pBdr>
+                <w:top w:val="nil"/>
+                <w:left w:val="nil"/>
+                <w:bottom w:val="nil"/>
+                <w:right w:val="nil"/>
+                <w:between w:val="nil"/>
+              </w:pBdr>
+              <w:spacing w:line="240" w:lineRule="auto"/>
+            </w:pPr>
+          </w:p>
+          <w:p>
+            <w:pPr>
+              <w:widowControl w:val="0"/>
+              <w:pBdr>
+                <w:top w:val="nil"/>
+                <w:left w:val="nil"/>
+                <w:bottom w:val="nil"/>
+                <w:right w:val="nil"/>
+                <w:between w:val="nil"/>
+              </w:pBdr>
+              <w:spacing w:line="240" w:lineRule="auto"/>
+            </w:pPr>
+          </w:p>
+          <w:p>
+            <w:pPr>
+              <w:widowControl w:val="0"/>
+              <w:pBdr>
+                <w:top w:val="nil"/>
+                <w:left w:val="nil"/>
+                <w:bottom w:val="nil"/>
+                <w:right w:val="nil"/>
+                <w:between w:val="nil"/>
+              </w:pBdr>
+              <w:spacing w:line="240" w:lineRule="auto"/>
+            </w:pPr>
+            <w:r>
+              <w:t>_________________ ФИО</w:t>
+            </w:r>
+          </w:p>
+          <w:p>
+            <w:r>
+              <w:t>М.П.</w:t>
+            </w:r>
+          </w:p>
+        </w:tc>
+        <w:tc>
+          <w:tcPr>
+            <w:tcW w:w="4514" w:type="dxa"/>
+            <w:tcMar>
+              <w:top w:w="100" w:type="dxa"/>
+              <w:left w:w="100" w:type="dxa"/>
+              <w:bottom w:w="100" w:type="dxa"/>
+              <w:right w:w="100" w:type="dxa"/>
+            </w:tcMar>
+          </w:tcPr>
+          <w:p>
+            <w:pPr>
+              <w:widowControl w:val="0"/>
+              <w:pBdr>
+                <w:top w:val="nil"/>
+                <w:left w:val="nil"/>
+                <w:bottom w:val="nil"/>
+                <w:right w:val="nil"/>
+                <w:between w:val="nil"/>
+              </w:pBdr>
+              <w:spacing w:line="240" w:lineRule="auto"/>
+            </w:pPr>
+            <w:r>
+              <w:t>Клиент:</w:t>
+            </w:r>
+          </w:p>
+          <w:p>
+            <w:pPr>
+              <w:widowControl w:val="0"/>
+              <w:pBdr>
+                <w:top w:val="nil"/>
+                <w:left w:val="nil"/>
+                <w:bottom w:val="nil"/>
+                <w:right w:val="nil"/>
+                <w:between w:val="nil"/>
+              </w:pBdr>
+              <w:spacing w:line="240" w:lineRule="auto"/>
+            </w:pPr>
+            <w:r>
+              <w:t>Должность/представитель</w:t>
+            </w:r>
+          </w:p>
+          <w:p>
+            <w:pPr>
+              <w:widowControl w:val="0"/>
+              <w:spacing w:line="240" w:lineRule="auto"/>
+            </w:pPr>
+          </w:p>
+          <w:p>
+            <w:pPr>
+              <w:widowControl w:val="0"/>
+              <w:spacing w:line="240" w:lineRule="auto"/>
+            </w:pPr>
+          </w:p>
+          <w:p>
+            <w:pPr>
+              <w:widowControl w:val="0"/>
+              <w:spacing w:line="240" w:lineRule="auto"/>
+            </w:pPr>
+            <w:r>
+              <w:t>_________________ ФИО</w:t>
+            </w:r>
+          </w:p>
+          <w:p>
+            <w:r>
+              <w:t>М.П.</w:t>
+            </w:r>
+          </w:p>
+        </w:tc>
+      </w:tr>
+    </w:tbl>
     <w:sectPr>
       <w:pgSz w:w="11906" w:h="16838"/>
       <w:pgMar w:top="1134" w:right="850" w:bottom="1134" w:left="1701" w:header="708" w:footer="708" w:gutter="0"/>
